--- a/Reflection_Paper_Oct1_Dharmendra_Mishra.docx
+++ b/Reflection_Paper_Oct1_Dharmendra_Mishra.docx
@@ -39,7 +39,7 @@
           <w:rFonts w:ascii="Times New Roman" w:hAnsi="Times New Roman"/>
           <w:sz w:val="24"/>
         </w:rPr>
-        <w:t>I left this lecture convinced that the hardest knowledge in food manufacturing cannot be handed over in a classroom. Dr. Mishra described the aseptic particulate line he worked on at Gerber, which reached commercial production in 2014 after six years of pilot validation and FDA approvals. He could drop a thermocouple into flowing chocolate milk and know its temperature, but once a solid particle moves through the tube there is no way to measure the temperature inside it. So the team had to invent a different way of proving the process was safe. Nobody reads their way to that. You learn it next to a pilot plant with a regulator asking questions.</w:t>
+        <w:t>I left this lecture convinced that the hardest knowledge in food manufacturing cannot be handed over in a classroom. Dr. Mishra described the aseptic particulate line he worked on at Gerber, six years of work from pilot validation and FDA approvals to commercial production in 2014. He could drop a thermocouple into flowing chocolate milk and know its temperature, but once a solid particle moves through the tube there is no way to measure the temperature inside it. So the team had to invent a different way of proving the process was safe. Nobody reads their way to that. You learn it next to a pilot plant with a regulator asking questions.</w:t>
       </w:r>
     </w:p>
     <w:p>
@@ -65,7 +65,7 @@
           <w:rFonts w:ascii="Times New Roman" w:hAnsi="Times New Roman"/>
           <w:sz w:val="24"/>
         </w:rPr>
-        <w:t>The capacity still bothers me. Dr. Mishra named workforce as one of five forces reshaping the field, and said plants lose trained people every two or three years. If training really is the only answer to that churn, 75 seats a year is triage, not a solution. I also wonder what a short intensive course produces: someone who understands why a process holds, or someone who follows a procedure correctly until something unusual happens. The difference only shows up during a deviation. We were told undergraduates from this program reach full job placement, which tells me the real limit is training capacity.</w:t>
+        <w:t>The capacity still bothers me. Dr. Mishra named workforce as one of five forces reshaping the field, and said people move on after two to five years, leaving the workforce in constant change. If training is the only answer to churn that never stops, 75 seats a year is a trickle against a permanent problem. I also wonder what a short intensive course produces: someone who understands why a process holds, or someone who follows a procedure correctly until something unusual happens. The difference only shows up during a deviation.</w:t>
       </w:r>
     </w:p>
     <w:p>
@@ -91,7 +91,7 @@
           <w:rFonts w:ascii="Times New Roman" w:hAnsi="Times New Roman"/>
           <w:sz w:val="24"/>
         </w:rPr>
-        <w:t>The cost figures reframed the economics for me. Dr. Mishra said a retort plant can be stood up for roughly a million dollars, while a small aseptic system runs upward of 40 to 50 million, and an aseptic bottle filling machine alone costs around 10 million. His slides put the aseptic packaging market near 71 billion dollars in 2024, with projections approaching 179 billion by 2033. The fastest growing part of the category is also the part almost no newcomer can enter. That tells me where the power sits, and it is not with the person holding a great formulation.</w:t>
+        <w:t>The cost figures reframed the economics for me. Dr. Mishra said a retort plant can be stood up for roughly a million dollars, while a small aseptic system runs upward of 40 to 50 million, and an aseptic bottle filling machine alone costs around 10 million. His slides put the aseptic packaging market near 71 billion dollars in 2024, with projections approaching 179 billion by 2033. A segment growing that strongly is also one almost no newcomer can enter. That tells me where the power sits, and it is not with the person holding a great formulation.</w:t>
       </w:r>
     </w:p>
     <w:p>
@@ -104,7 +104,7 @@
           <w:rFonts w:ascii="Times New Roman" w:hAnsi="Times New Roman"/>
           <w:sz w:val="24"/>
         </w:rPr>
-        <w:t>It also explains why his entrepreneurship work looks the way it does. The route he laid out runs from business plan to co manufacturer, with a first run of maybe 50,000 units for a local Walmart or Sam's Club. Almost none of that involves owning equipment. The entrepreneur rents capability, and the Food Entrepreneurship and Manufacturing Institute exists to make that renting possible. He agreed that food startups follow the medical device pattern of being built to be acquired, and pointed to Olipop, which grew on its own and was then bought by a large beverage company.</w:t>
+        <w:t>It also explains why his entrepreneurship work looks the way it does. The route he laid out runs from business plan to co manufacturer, with a first run of maybe 50,000 units for a local Walmart or Sam's Club. Almost none of that involves owning equipment. The entrepreneur rents capability, and he called that work one of the department's strengths. He agreed that food startups often follow the medical device pattern of being built to be acquired, and pointed to Olipop, which he said started that way and was later acquired by a large beverage company. He added that others just keep running their business, serve their segment of consumers, and grow that way.</w:t>
       </w:r>
     </w:p>
     <w:p>
@@ -117,7 +117,7 @@
           <w:rFonts w:ascii="Times New Roman" w:hAnsi="Times New Roman"/>
           <w:sz w:val="24"/>
         </w:rPr>
-        <w:t>I found that honest and slightly uneasy at once. The department also connects entrepreneurs with manufacturers like Nestle, Coke, and Pepsi, who watch what comes through. Calling this entrepreneurship support is accurate, but it also works as an outsourced research pipeline for incumbents, and everyone involved seems to know it. Dr. Mishra called the food industry traditional and said a new technology usually spends 30 to 40 years in research and commercialization before it reaches a shelf. No venture fund waits that long, and that mismatch may decide which food technologies arrive more than any technical barrier.</w:t>
+        <w:t>I found that honest and slightly uneasy at once. The department also connects entrepreneurs with manufacturers like Nestle, Coke, and Pepsi, who watch what comes through. Calling this entrepreneurship support is accurate, but it also works as an outsourced research pipeline for incumbents. Dr. Mishra called the food industry traditional and said a new technology usually spends 30 to 40 years in research and commercialization before it reaches a shelf. No venture fund waits that long, and that mismatch may decide which food technologies arrive more than any technical barrier.</w:t>
       </w:r>
     </w:p>
     <w:p>
@@ -208,7 +208,7 @@
           <w:rFonts w:ascii="Times New Roman" w:hAnsi="Times New Roman"/>
           <w:sz w:val="24"/>
         </w:rPr>
-        <w:t>The takeaway I will keep is about what a large company takes for granted. A multinational has validated processes, regulatory staff, co manufacturing relationships, and the capital for a 10 million dollar filler. Someone with a recipe their family loves has the recipe. Everything in between is the gap this institute tries to close, and until this lecture I had only seen it from the side that already had all of it.</w:t>
+        <w:t>The takeaway I will keep is about what a large company takes for granted. A multinational has validated processes, regulatory staff, co manufacturing relationships, and the capital for a 10 million dollar filler. Someone with a recipe their family loves has the recipe. Everything in between is the gap I think the department tries to close, and until this lecture I had only seen it from the side that already had all of it.</w:t>
       </w:r>
     </w:p>
     <w:sectPr>
